--- a/research_proposal/Final_ Project_Proposal_Draft_2026-01-31.docx
+++ b/research_proposal/Final_ Project_Proposal_Draft_2026-01-31.docx
@@ -835,37 +835,85 @@
     <w:p>
       <w:pPr>
         <w:spacing w:line="360" w:lineRule="auto"/>
-        <w:rPr>
-          <w:b/>
-          <w:bCs/>
-          <w:u w:val="single"/>
-        </w:rPr>
-      </w:pPr>
-    </w:p>
-    <w:p>
-      <w:pPr>
-        <w:spacing w:line="360" w:lineRule="auto"/>
-        <w:rPr>
-          <w:b/>
-          <w:bCs/>
-          <w:u w:val="single"/>
-        </w:rPr>
-      </w:pPr>
-    </w:p>
-    <w:p>
-      <w:pPr>
-        <w:spacing w:line="360" w:lineRule="auto"/>
-        <w:rPr>
-          <w:u w:val="single"/>
-        </w:rPr>
-      </w:pPr>
-      <w:r>
-        <w:rPr>
-          <w:b/>
-          <w:bCs/>
-          <w:u w:val="single"/>
+      </w:pPr>
+      <w:r>
+        <w:t>Beyond checking for loss, we can also determine if these models are statistically different from each other by using a Paired T-Test to check for differences. We set up our hypotheses as follows:</w:t>
+      </w:r>
+    </w:p>
+    <w:p>
+      <w:pPr>
+        <w:spacing w:line="360" w:lineRule="auto"/>
+      </w:pPr>
+      <w:r>
+        <w:rPr>
+          <w:b/>
+          <w:bCs/>
         </w:rPr>
         <w:lastRenderedPageBreak/>
+        <w:t>H</w:t>
+      </w:r>
+      <w:r>
+        <w:rPr>
+          <w:b/>
+          <w:bCs/>
+          <w:vertAlign w:val="subscript"/>
+        </w:rPr>
+        <w:t>o</w:t>
+      </w:r>
+      <w:r>
+        <w:rPr>
+          <w:b/>
+          <w:bCs/>
+        </w:rPr>
+        <w:t xml:space="preserve">: </w:t>
+      </w:r>
+      <w:r>
+        <w:t>No difference between non-linear models and persistence-based baselines</w:t>
+      </w:r>
+    </w:p>
+    <w:p>
+      <w:pPr>
+        <w:spacing w:line="360" w:lineRule="auto"/>
+      </w:pPr>
+      <w:r>
+        <w:rPr>
+          <w:b/>
+          <w:bCs/>
+        </w:rPr>
+        <w:t>H</w:t>
+      </w:r>
+      <w:r>
+        <w:rPr>
+          <w:b/>
+          <w:bCs/>
+          <w:vertAlign w:val="subscript"/>
+        </w:rPr>
+        <w:t>a</w:t>
+      </w:r>
+      <w:r>
+        <w:rPr>
+          <w:b/>
+          <w:bCs/>
+        </w:rPr>
+        <w:t xml:space="preserve">: </w:t>
+      </w:r>
+      <w:r>
+        <w:t>Statistically significant difference between non-linear models and persistence-based baselines.</w:t>
+      </w:r>
+    </w:p>
+    <w:p>
+      <w:pPr>
+        <w:spacing w:line="360" w:lineRule="auto"/>
+        <w:rPr>
+          <w:u w:val="single"/>
+        </w:rPr>
+      </w:pPr>
+      <w:r>
+        <w:rPr>
+          <w:b/>
+          <w:bCs/>
+          <w:u w:val="single"/>
+        </w:rPr>
         <w:t>Deliverables</w:t>
       </w:r>
       <w:r>
@@ -919,23 +967,10 @@
         <w:spacing w:line="360" w:lineRule="auto"/>
       </w:pPr>
       <w:r>
-        <w:t xml:space="preserve">Campisi, G., </w:t>
-      </w:r>
-      <w:proofErr w:type="spellStart"/>
-      <w:r>
-        <w:t>Muzzioli</w:t>
-      </w:r>
-      <w:proofErr w:type="spellEnd"/>
-      <w:r>
-        <w:t xml:space="preserve">, S., &amp; De </w:t>
-      </w:r>
-      <w:proofErr w:type="spellStart"/>
-      <w:r>
-        <w:t>Baets</w:t>
-      </w:r>
-      <w:proofErr w:type="spellEnd"/>
-      <w:r>
-        <w:t xml:space="preserve">, B. (2024). </w:t>
+        <w:rPr>
+          <w:lang w:val="pt-PT"/>
+        </w:rPr>
+        <w:t xml:space="preserve">Campisi, G., Muzzioli, S., &amp; De Baets, B. (2024). </w:t>
       </w:r>
       <w:r>
         <w:rPr>
@@ -2597,4 +2632,10 @@
     </a:ext>
   </a:extLst>
 </a:theme>
+</file>
+
+<file path=docMetadata/LabelInfo.xml><?xml version="1.0" encoding="utf-8"?>
+<clbl:labelList xmlns:clbl="http://schemas.microsoft.com/office/2020/mipLabelMetadata">
+  <clbl:label id="{f42aa342-8706-4288-bd11-ebb85995028c}" enabled="1" method="Standard" siteId="{72f988bf-86f1-41af-91ab-2d7cd011db47}" contentBits="0" removed="0"/>
+</clbl:labelList>
 </file>